--- a/FiveExoduses.docx
+++ b/FiveExoduses.docx
@@ -3742,7 +3742,97 @@
           <w:sz w:val="23"/>
           <w:szCs w:val="23"/>
         </w:rPr>
-        <w:t xml:space="preserve"> While God’s Jubilee count ran, prophetic time was measured by the rule He gave Himself: “each day for a year” (Numbers 14:34; Ezekiel 4:6). That is how the seventy weeks became 490 years, and how the 1,260 days of Revelation 12 became the 1,260 years of the Dark Ages. The seventieth Jubilee completed that count. So the prophecies still ahead, the 1,260, 1,290, and 1,335 days of the great tribulation, are read here as literal days. Scripture does not state this change in so many words, so it has to be tested, and three things support it.</w:t>
+        <w:t xml:space="preserve"> Scripture counts prophetic time in two ways. Most of the time, a day means a day: Jonah’s “forty days,” Israel’s forty years in the wilderness. But in some prophecies, God tells us that each day stands for a year: “each day for a year” (Numbers 14:34; Ezekiel 4:6). Those prophecies are told in pictures (beasts, horns, a woman fleeing into the wilderness), and they cover long stretches of history. Counted that way, they land on real history: the seventy weeks reach the Messiah’s anointing in AD 27 and the cross “in the midst of the week,” and the 1,260 days of Revelation 12 span the 1,260 years from AD 538 to 1798.</w:t>
+      </w:r>
+    </w:p>
+    <w:p>
+      <w:pPr>
+        <w:spacing w:after="200" w:line="300"/>
+        <w:jc w:val="both"/>
+      </w:pPr>
+      <w:r>
+        <w:rPr>
+          <w:rFonts w:ascii="Garamond" w:cs="Garamond" w:eastAsia="Garamond" w:hAnsi="Garamond"/>
+          <w:sz w:val="23"/>
+          <w:szCs w:val="23"/>
+        </w:rPr>
+        <w:t xml:space="preserve">The prophecies still ahead are different. They describe real events that real people live through, and Scripture describes them in ways that only make sense as days:</w:t>
+      </w:r>
+    </w:p>
+    <w:p>
+      <w:pPr>
+        <w:pStyle w:val="ListParagraph"/>
+        <w:numPr>
+          <w:ilvl w:val="0"/>
+          <w:numId w:val="2"/>
+        </w:numPr>
+        <w:spacing w:after="120" w:line="300"/>
+        <w:jc w:val="both"/>
+      </w:pPr>
+      <w:r>
+        <w:rPr>
+          <w:rFonts w:ascii="Garamond" w:cs="Garamond" w:eastAsia="Garamond" w:hAnsi="Garamond"/>
+          <w:sz w:val="23"/>
+          <w:szCs w:val="23"/>
+        </w:rPr>
+        <w:t xml:space="preserve">Jesus said, “except those days should be shortened, there should no flesh be saved: but for the elect’s sake those days shall be shortened” (Matthew 24:22). People must live through them.</w:t>
+      </w:r>
+    </w:p>
+    <w:p>
+      <w:pPr>
+        <w:pStyle w:val="ListParagraph"/>
+        <w:numPr>
+          <w:ilvl w:val="0"/>
+          <w:numId w:val="2"/>
+        </w:numPr>
+        <w:spacing w:after="120" w:line="300"/>
+        <w:jc w:val="both"/>
+      </w:pPr>
+      <w:r>
+        <w:rPr>
+          <w:rFonts w:ascii="Garamond" w:cs="Garamond" w:eastAsia="Garamond" w:hAnsi="Garamond"/>
+          <w:sz w:val="23"/>
+          <w:szCs w:val="23"/>
+        </w:rPr>
+        <w:t xml:space="preserve">During the five months of torment, “in those days shall men seek death, and shall not find it” (Revelation 9:5-6). The same people suffer through the whole period.</w:t>
+      </w:r>
+    </w:p>
+    <w:p>
+      <w:pPr>
+        <w:pStyle w:val="ListParagraph"/>
+        <w:numPr>
+          <w:ilvl w:val="0"/>
+          <w:numId w:val="2"/>
+        </w:numPr>
+        <w:spacing w:after="120" w:line="300"/>
+        <w:jc w:val="both"/>
+      </w:pPr>
+      <w:r>
+        <w:rPr>
+          <w:rFonts w:ascii="Garamond" w:cs="Garamond" w:eastAsia="Garamond" w:hAnsi="Garamond"/>
+          <w:sz w:val="23"/>
+          <w:szCs w:val="23"/>
+        </w:rPr>
+        <w:t xml:space="preserve">Crowds “shall see their dead bodies three days and an half,” and celebrate by sending gifts (Revelation 11:9-10). People watch those days pass.</w:t>
+      </w:r>
+    </w:p>
+    <w:p>
+      <w:pPr>
+        <w:pStyle w:val="ListParagraph"/>
+        <w:numPr>
+          <w:ilvl w:val="0"/>
+          <w:numId w:val="2"/>
+        </w:numPr>
+        <w:spacing w:after="120" w:line="300"/>
+        <w:jc w:val="both"/>
+      </w:pPr>
+      <w:r>
+        <w:rPr>
+          <w:rFonts w:ascii="Garamond" w:cs="Garamond" w:eastAsia="Garamond" w:hAnsi="Garamond"/>
+          <w:sz w:val="23"/>
+          <w:szCs w:val="23"/>
+        </w:rPr>
+        <w:t xml:space="preserve">“Blessed is he that waiteth, and cometh to the thousand three hundred and five and thirty days” (Daniel 12:12). A person lives to see the end of the count.</w:t>
       </w:r>
     </w:p>
     <w:p>
@@ -3758,15 +3848,29 @@
           <w:sz w:val="23"/>
           <w:szCs w:val="23"/>
         </w:rPr>
-        <w:t xml:space="preserve">First, applied while the count ran, the rule lands the long prophecies on history.</w:t>
-      </w:r>
-      <w:r>
-        <w:rPr>
-          <w:rFonts w:ascii="Garamond" w:cs="Garamond" w:eastAsia="Garamond" w:hAnsi="Garamond"/>
-          <w:sz w:val="23"/>
-          <w:szCs w:val="23"/>
-        </w:rPr>
-        <w:t xml:space="preserve"> The seventy weeks reach the Messiah’s anointing in AD 27 and the cross “in the midst of the week,” and the 1,260 days span AD 538 to 1798.</w:t>
+        <w:t xml:space="preserve">Put simply:</w:t>
+      </w:r>
+      <w:r>
+        <w:rPr>
+          <w:rFonts w:ascii="Garamond" w:cs="Garamond" w:eastAsia="Garamond" w:hAnsi="Garamond"/>
+          <w:sz w:val="23"/>
+          <w:szCs w:val="23"/>
+        </w:rPr>
+        <w:t xml:space="preserve"> if these periods were years, the people Revelation describes would grow old and die long before they ended. But Revelation describes the same people living through them, from the beginning to the end.</w:t>
+      </w:r>
+    </w:p>
+    <w:p>
+      <w:pPr>
+        <w:spacing w:after="200" w:line="300"/>
+        <w:jc w:val="both"/>
+      </w:pPr>
+      <w:r>
+        <w:rPr>
+          <w:rFonts w:ascii="Garamond" w:cs="Garamond" w:eastAsia="Garamond" w:hAnsi="Garamond"/>
+          <w:sz w:val="23"/>
+          <w:szCs w:val="23"/>
+        </w:rPr>
+        <w:t xml:space="preserve">Read as days, the 1,260, 1,290, and 1,335 days fit together in one span of about three years and eight months, in Scripture’s own order. And Scripture shows that one prophecy can be fulfilled more than once: Jesus spoke of Daniel’s “abomination of desolation” as still to come (Matthew 24:15). So the 1,260 years of the church in the wilderness do not rule out 1,260 literal days at the end.</w:t>
       </w:r>
     </w:p>
     <w:p>
@@ -3782,53 +3886,15 @@
           <w:sz w:val="23"/>
           <w:szCs w:val="23"/>
         </w:rPr>
-        <w:t xml:space="preserve">Second, read as literal days after the count ends, the prophecies still ahead fit together as one timeline, in Scripture’s own order.</w:t>
-      </w:r>
-      <w:r>
-        <w:rPr>
-          <w:rFonts w:ascii="Garamond" w:cs="Garamond" w:eastAsia="Garamond" w:hAnsi="Garamond"/>
-          <w:sz w:val="23"/>
-          <w:szCs w:val="23"/>
-        </w:rPr>
-        <w:t xml:space="preserve"> The 1,260, 1,290, and 1,335 days of Revelation and Daniel 12, with the five months of Revelation 9 inside them, form a single span of about three years and eight months, and every series keeps its order.</w:t>
-      </w:r>
-    </w:p>
-    <w:p>
-      <w:pPr>
-        <w:spacing w:after="200" w:line="300"/>
-        <w:jc w:val="left"/>
-      </w:pPr>
-      <w:r>
-        <w:rPr>
-          <w:rFonts w:ascii="Garamond" w:cs="Garamond" w:eastAsia="Garamond" w:hAnsi="Garamond"/>
-          <w:b/>
-          <w:bCs/>
-          <w:sz w:val="23"/>
-          <w:szCs w:val="23"/>
-        </w:rPr>
-        <w:t xml:space="preserve">Third, the change comes at the seventieth Jubilee, and Scripture’s seventies mark completion.</w:t>
-      </w:r>
-      <w:r>
-        <w:rPr>
-          <w:rFonts w:ascii="Garamond" w:cs="Garamond" w:eastAsia="Garamond" w:hAnsi="Garamond"/>
-          <w:sz w:val="23"/>
-          <w:szCs w:val="23"/>
-        </w:rPr>
-        <w:t xml:space="preserve"> Seventy years ended the captivity, and seventy weeks ended with the Messiah and liberty proclaimed. A count of seventy Jubilees completing God’s calendar fits the same pattern.</w:t>
-      </w:r>
-    </w:p>
-    <w:p>
-      <w:pPr>
-        <w:spacing w:after="200" w:line="300"/>
-        <w:jc w:val="both"/>
-      </w:pPr>
-      <w:r>
-        <w:rPr>
-          <w:rFonts w:ascii="Garamond" w:cs="Garamond" w:eastAsia="Garamond" w:hAnsi="Garamond"/>
-          <w:sz w:val="23"/>
-          <w:szCs w:val="23"/>
-        </w:rPr>
-        <w:t xml:space="preserve">I first learned this principle through the research of Larry Wilson, who calls it his Rule Four of apocalyptic prophecy: “The presence or absence of the Jubilee Calendar determines how God measures time.” Tested against these patterns, it holds, and I have found no passage of Scripture that contradicts it.</w:t>
+        <w:t xml:space="preserve">Two lines of reasoning, pointing the same way.</w:t>
+      </w:r>
+      <w:r>
+        <w:rPr>
+          <w:rFonts w:ascii="Garamond" w:cs="Garamond" w:eastAsia="Garamond" w:hAnsi="Garamond"/>
+          <w:sz w:val="23"/>
+          <w:szCs w:val="23"/>
+        </w:rPr>
+        <w:t xml:space="preserve"> The principle behind this change comes from the research of Larry Wilson, who calls it his Rule Four of apocalyptic prophecy: “The presence or absence of the Jubilee Calendar determines how God measures time.” By that rule, the seventieth Jubilee, completed in 1994, closes the long era of prophecy told in pictures, and seventy is Scripture’s number of completion. Scripture’s own wording, shown above, supports the same conclusion independently: the final periods are described in terms people live through, so they must be days. Wilson’s rule explains when the change comes; the texts explain why. I have tested both against Scripture and found no passage that contradicts them.</w:t>
       </w:r>
     </w:p>
     <w:p>

--- a/FiveExoduses.docx
+++ b/FiveExoduses.docx
@@ -4436,7 +4436,7 @@
                 <w:sz w:val="18"/>
                 <w:szCs w:val="18"/>
               </w:rPr>
-              <w:t xml:space="preserve">1,260</w:t>
+              <w:t xml:space="preserve">About 1,260</w:t>
             </w:r>
           </w:p>
         </w:tc>
@@ -4459,7 +4459,7 @@
                 <w:sz w:val="18"/>
                 <w:szCs w:val="18"/>
               </w:rPr>
-              <w:t xml:space="preserve">Mercy closes; the seventh trumpet; the seven last plagues begin, in order</w:t>
+              <w:t xml:space="preserve">The witnesses’ testimony finished; the seventh angel’s days begin; mercy closes; the seven last plagues begin, in order</w:t>
             </w:r>
           </w:p>
         </w:tc>
@@ -4482,7 +4482,7 @@
                 <w:sz w:val="18"/>
                 <w:szCs w:val="18"/>
               </w:rPr>
-              <w:t xml:space="preserve">Revelation 11:15; 15:1; 22:11</w:t>
+              <w:t xml:space="preserve">Revelation 10:7; 11:7; 15:1, 8; 22:11</w:t>
             </w:r>
           </w:p>
         </w:tc>
@@ -4607,7 +4607,7 @@
                 <w:sz w:val="18"/>
                 <w:szCs w:val="18"/>
               </w:rPr>
-              <w:t xml:space="preserve">Christ appears; the harvest and the vintage</w:t>
+              <w:t xml:space="preserve">The seventh trumpet sounds, the last trump; Christ appears; the harvest and the vintage</w:t>
             </w:r>
           </w:p>
         </w:tc>
@@ -4630,7 +4630,7 @@
                 <w:sz w:val="18"/>
                 <w:szCs w:val="18"/>
               </w:rPr>
-              <w:t xml:space="preserve">Daniel 12:12; Revelation 14:14-20</w:t>
+              <w:t xml:space="preserve">Daniel 12:12; 1 Corinthians 15:52; Revelation 11:15; 14:14-20</w:t>
             </w:r>
           </w:p>
         </w:tc>

--- a/FiveExoduses.docx
+++ b/FiveExoduses.docx
@@ -4668,6 +4668,20 @@
           <w:sz w:val="23"/>
           <w:szCs w:val="23"/>
         </w:rPr>
+        <w:t xml:space="preserve">No one can know the date before the count begins (Matthew 24:36). But Jesus compared His coming to Noah’s day (24:37), and God told Noah, “yet seven days” (Genesis 7:4). Once the last count began, Noah knew, while the world “knew not until the flood came” (24:39).</w:t>
+      </w:r>
+    </w:p>
+    <w:p>
+      <w:pPr>
+        <w:spacing w:after="200" w:line="300"/>
+        <w:jc w:val="both"/>
+      </w:pPr>
+      <w:r>
+        <w:rPr>
+          <w:rFonts w:ascii="Garamond" w:cs="Garamond" w:eastAsia="Garamond" w:hAnsi="Garamond"/>
+          <w:sz w:val="23"/>
+          <w:szCs w:val="23"/>
+        </w:rPr>
         <w:t xml:space="preserve">Notice the trumpets. At Jericho, seven priests blew seven trumpets before the walls fell and Israel entered the land (Joshua 6:4, 20). At the end, “seven angels… to them were given seven trumpets” (Revelation 8:2), and the kingdoms of this world fall before the people of God enter their inheritance.</w:t>
       </w:r>
     </w:p>
@@ -5100,7 +5114,7 @@
           <w:sz w:val="23"/>
           <w:szCs w:val="23"/>
         </w:rPr>
-        <w:t xml:space="preserve"> Every exodus aimed at one goal: “Let them make me a sanctuary; that I may dwell among them” (Exodus 25:8). The final exodus reaches it: “Behold, the tabernacle of God is with men, and he will dwell with them, and they shall be his people” (Revelation 21:3). The city built on twelves, its gates named for the tribes and its foundations for the apostles (21:12-14), receives the whole people of God, from every nation, at last.</w:t>
+        <w:t xml:space="preserve"> Every exodus aimed at one goal: “Let them make me a sanctuary; that I may dwell among them” (Exodus 25:8). After the thousand years with Christ (Revelation 20:4-6), the final exodus reaches it: “Behold, the tabernacle of God is with men, and he will dwell with them, and they shall be his people” (Revelation 21:3). The city built on twelves, its gates named for the tribes and its foundations for the apostles (21:12-14), receives the whole people of God, from every nation, at last.</w:t>
       </w:r>
     </w:p>
     <w:p>

--- a/FiveExoduses.docx
+++ b/FiveExoduses.docx
@@ -397,7 +397,7 @@
           <w:sz w:val="23"/>
           <w:szCs w:val="23"/>
         </w:rPr>
-        <w:t xml:space="preserve">). Along the way, we will look closely at how Scripture uses its numbers, because God’s timekeeping and God’s symbols turn out to be written in the same language.</w:t>
+        <w:t>). Along the way, I will look closely at how Scripture uses its numbers, because God’s timekeeping and God’s symbols turn out to be written in the same language.</w:t>
       </w:r>
     </w:p>
     <w:p>
@@ -3676,7 +3676,7 @@
           <w:sz w:val="23"/>
           <w:szCs w:val="23"/>
         </w:rPr>
-        <w:t xml:space="preserve"> Revelation shows a pause. John saw “four angels standing on the four corners of the earth, holding the four winds,” and heard the command: “Hurt not the earth, neither the sea, nor the trees, till we have sealed the servants of our God in their foreheads” (Revelation 7:1-3). God is “not slack concerning his promise… but is longsuffering to us-ward, not willing that any should perish” (2 Peter 3:9). The pause is mercy. It is time for God to seal His servants, gathered from every nation, before the final exodus begins.</w:t>
+        <w:t xml:space="preserve"> Revelation shows a pause. John saw “four angels standing on the four corners of the earth, holding the four winds,” and heard the command: “Hurt not the earth, neither the sea, nor the trees, till we have sealed the servants of our God in their foreheads” (Revelation 7:1-3). Zechariah shows whose hand holds those winds. The horses of God are “the four spirits of the heavens” (Zechariah 6:5), and in Hebrew spirit and wind are the same word. God’s own Spirit is holding back the harm. God is “not slack concerning his promise… but is longsuffering to us-ward, not willing that any should perish” (2 Peter 3:9). The pause is mercy. It is time for God to seal His servants, gathered from every nation, before the final exodus begins.</w:t>
       </w:r>
     </w:p>
     <w:p>
@@ -3692,7 +3692,7 @@
           <w:sz w:val="23"/>
           <w:szCs w:val="23"/>
         </w:rPr>
-        <w:t xml:space="preserve">How we know the fourth seal has not yet opened.</w:t>
+        <w:t>How I know the fourth seal has not yet opened.</w:t>
       </w:r>
       <w:r>
         <w:rPr>
@@ -4031,7 +4031,7 @@
           <w:sz w:val="23"/>
           <w:szCs w:val="23"/>
         </w:rPr>
-        <w:t xml:space="preserve"> Earlier we saw that twelve marks God’s people, complete and organized under His rule: the twelve tribes and the twelve apostles, whose names stand together on the gates and foundations of the New Jerusalem. So when Revelation numbers the sealed by twelve tribes, twelve thousand from each (Revelation 7:5-8), it describes God’s people </w:t>
+        <w:t xml:space="preserve"> Earlier I showed that twelve marks God’s people, complete and organized under His rule: the twelve tribes and the twelve apostles, whose names stand together on the gates and foundations of the New Jerusalem. So when Revelation numbers the sealed by twelve tribes, twelve thousand from each (Revelation 7:5-8), it describes God’s people </w:t>
       </w:r>
       <w:r>
         <w:rPr>

--- a/FiveExoduses.docx
+++ b/FiveExoduses.docx
@@ -4436,7 +4436,7 @@
                 <w:sz w:val="18"/>
                 <w:szCs w:val="18"/>
               </w:rPr>
-              <w:t xml:space="preserve">About 1,260</w:t>
+              <w:t>About 1,260-1,264</w:t>
             </w:r>
           </w:p>
         </w:tc>
@@ -4607,7 +4607,7 @@
                 <w:sz w:val="18"/>
                 <w:szCs w:val="18"/>
               </w:rPr>
-              <w:t xml:space="preserve">The seventh trumpet sounds, the last trump; Christ appears; the harvest and the vintage</w:t>
+              <w:t>The last trump sounds, the end of the seventh angel’s days; Christ appears; the harvest and the vintage</w:t>
             </w:r>
           </w:p>
         </w:tc>
